--- a/lessons/7-9-catchup/homework.docx
+++ b/lessons/7-9-catchup/homework.docx
@@ -287,10 +287,73 @@
           <w:b/>
           <w:bCs/>
         </w:rPr>
-        <w:t xml:space="preserve">Graph on the Coordinate Plane (Representar en el plano de coordenadas)</w:t>
-      </w:r>
-      <w:r>
-        <w:t xml:space="preserve"> — Plot a point by moving horizontally to its x-coordinate and vertically to its y-coordinate.</w:t>
+        <w:t xml:space="preserve">Compare (Comparar)</w:t>
+      </w:r>
+      <w:r>
+        <w:t xml:space="preserve"> — To see if a number is bigger, smaller, or equal to another.</w:t>
+      </w:r>
+    </w:p>
+    <w:p>
+      <w:pPr>
+        <w:keepNext/>
+        <w:spacing w:after="20" w:before="80"/>
+        <w:jc w:val="center"/>
+      </w:pPr>
+      <w:r>
+        <w:drawing>
+          <wp:inline distT="0" distB="0" distL="0" distR="0">
+            <wp:extent cx="1047750" cy="790575"/>
+            <wp:effectExtent t="0" r="0" b="0" l="0"/>
+            <wp:docPr id="1" name="" descr="" title=""/>
+            <wp:cNvGraphicFramePr>
+              <a:graphicFrameLocks xmlns:a="http://schemas.openxmlformats.org/drawingml/2006/main" noChangeAspect="1"/>
+            </wp:cNvGraphicFramePr>
+            <a:graphic xmlns:a="http://schemas.openxmlformats.org/drawingml/2006/main">
+              <a:graphicData uri="http://schemas.openxmlformats.org/drawingml/2006/picture">
+                <pic:pic xmlns:pic="http://schemas.openxmlformats.org/drawingml/2006/picture">
+                  <pic:nvPicPr>
+                    <pic:cNvPr id="0" name="" descr=""/>
+                    <pic:cNvPicPr>
+                      <a:picLocks noChangeAspect="1" noChangeArrowheads="1"/>
+                    </pic:cNvPicPr>
+                  </pic:nvPicPr>
+                  <pic:blipFill>
+                    <a:blip r:embed="rId8" cstate="none"/>
+                    <a:srcRect/>
+                    <a:stretch>
+                      <a:fillRect/>
+                    </a:stretch>
+                  </pic:blipFill>
+                  <pic:spPr bwMode="auto">
+                    <a:xfrm>
+                      <a:off x="0" y="0"/>
+                      <a:ext cx="1047750" cy="790575"/>
+                    </a:xfrm>
+                    <a:prstGeom prst="rect">
+                      <a:avLst/>
+                    </a:prstGeom>
+                  </pic:spPr>
+                </pic:pic>
+              </a:graphicData>
+            </a:graphic>
+          </wp:inline>
+        </w:drawing>
+      </w:r>
+    </w:p>
+    <w:p>
+      <w:pPr>
+        <w:keepNext/>
+        <w:spacing w:after="120"/>
+      </w:pPr>
+      <w:r>
+        <w:rPr>
+          <w:b/>
+          <w:bCs/>
+        </w:rPr>
+        <w:t xml:space="preserve">Order (Ordenar)</w:t>
+      </w:r>
+      <w:r>
+        <w:t xml:space="preserve"> — To arrange numbers by size, from least to greatest or greatest to least.</w:t>
       </w:r>
     </w:p>
     <w:p>
@@ -350,10 +413,10 @@
           <w:b/>
           <w:bCs/>
         </w:rPr>
-        <w:t xml:space="preserve">Coordinate plane (Plano cartesiano)</w:t>
-      </w:r>
-      <w:r>
-        <w:t xml:space="preserve"> — A grid with a line going across and a line going up to plot points.</w:t>
+        <w:t xml:space="preserve">Greater than (Mayor que)</w:t>
+      </w:r>
+      <w:r>
+        <w:t xml:space="preserve"> — The &gt; sign, showing one number is bigger.</w:t>
       </w:r>
     </w:p>
     <w:p>
@@ -413,10 +476,10 @@
           <w:b/>
           <w:bCs/>
         </w:rPr>
-        <w:t xml:space="preserve">Distance on the Coordinate Plane (Distancia en el plano de coordenadas)</w:t>
-      </w:r>
-      <w:r>
-        <w:t xml:space="preserve"> — The positive space between points, found from the absolute difference of coordinates on a horizontal or vertical line.</w:t>
+        <w:t xml:space="preserve">Less than (Menor que)</w:t>
+      </w:r>
+      <w:r>
+        <w:t xml:space="preserve"> — The &lt; sign, showing one number is smaller.</w:t>
       </w:r>
     </w:p>
     <w:p>
@@ -476,10 +539,10 @@
           <w:b/>
           <w:bCs/>
         </w:rPr>
-        <w:t xml:space="preserve">Distance (Distancia)</w:t>
-      </w:r>
-      <w:r>
-        <w:t xml:space="preserve"> — How far apart two points are. It is never negative.</w:t>
+        <w:t xml:space="preserve">Negative integer (Entero negativo)</w:t>
+      </w:r>
+      <w:r>
+        <w:t xml:space="preserve"> — A whole number smaller than zero, like -5.</w:t>
       </w:r>
     </w:p>
     <w:p>
@@ -539,10 +602,10 @@
           <w:b/>
           <w:bCs/>
         </w:rPr>
-        <w:t xml:space="preserve">vertex (vértice)</w:t>
-      </w:r>
-      <w:r>
-        <w:t xml:space="preserve"> — A corner point of a polygon, named by an ordered pair on the coordinate plane.</w:t>
+        <w:t xml:space="preserve">Integer (Número entero)</w:t>
+      </w:r>
+      <w:r>
+        <w:t xml:space="preserve"> — Whole numbers and their opposites, like -2, -1, 0, 1, 2.</w:t>
       </w:r>
     </w:p>
     <w:p>
@@ -602,10 +665,136 @@
           <w:b/>
           <w:bCs/>
         </w:rPr>
-        <w:t xml:space="preserve">polygon (polígono)</w:t>
-      </w:r>
-      <w:r>
-        <w:t xml:space="preserve"> — A closed figure made of line segments; on the plane you draw it by plotting the vertices and connecting them in order.</w:t>
+        <w:t xml:space="preserve">Graph on the Coordinate Plane (Representar en el plano de coordenadas)</w:t>
+      </w:r>
+      <w:r>
+        <w:t xml:space="preserve"> — Plot a point by moving horizontally to its x-coordinate and vertically to its y-coordinate.</w:t>
+      </w:r>
+    </w:p>
+    <w:p>
+      <w:pPr>
+        <w:keepNext/>
+        <w:spacing w:after="20" w:before="80"/>
+        <w:jc w:val="center"/>
+      </w:pPr>
+      <w:r>
+        <w:drawing>
+          <wp:inline distT="0" distB="0" distL="0" distR="0">
+            <wp:extent cx="1047750" cy="790575"/>
+            <wp:effectExtent t="0" r="0" b="0" l="0"/>
+            <wp:docPr id="1" name="" descr="" title=""/>
+            <wp:cNvGraphicFramePr>
+              <a:graphicFrameLocks xmlns:a="http://schemas.openxmlformats.org/drawingml/2006/main" noChangeAspect="1"/>
+            </wp:cNvGraphicFramePr>
+            <a:graphic xmlns:a="http://schemas.openxmlformats.org/drawingml/2006/main">
+              <a:graphicData uri="http://schemas.openxmlformats.org/drawingml/2006/picture">
+                <pic:pic xmlns:pic="http://schemas.openxmlformats.org/drawingml/2006/picture">
+                  <pic:nvPicPr>
+                    <pic:cNvPr id="0" name="" descr=""/>
+                    <pic:cNvPicPr>
+                      <a:picLocks noChangeAspect="1" noChangeArrowheads="1"/>
+                    </pic:cNvPicPr>
+                  </pic:nvPicPr>
+                  <pic:blipFill>
+                    <a:blip r:embed="rId15" cstate="none"/>
+                    <a:srcRect/>
+                    <a:stretch>
+                      <a:fillRect/>
+                    </a:stretch>
+                  </pic:blipFill>
+                  <pic:spPr bwMode="auto">
+                    <a:xfrm>
+                      <a:off x="0" y="0"/>
+                      <a:ext cx="1047750" cy="790575"/>
+                    </a:xfrm>
+                    <a:prstGeom prst="rect">
+                      <a:avLst/>
+                    </a:prstGeom>
+                  </pic:spPr>
+                </pic:pic>
+              </a:graphicData>
+            </a:graphic>
+          </wp:inline>
+        </w:drawing>
+      </w:r>
+    </w:p>
+    <w:p>
+      <w:pPr>
+        <w:keepNext/>
+        <w:spacing w:after="120"/>
+      </w:pPr>
+      <w:r>
+        <w:rPr>
+          <w:b/>
+          <w:bCs/>
+        </w:rPr>
+        <w:t xml:space="preserve">Distance on the Coordinate Plane (Distancia en el plano de coordenadas)</w:t>
+      </w:r>
+      <w:r>
+        <w:t xml:space="preserve"> — The positive space between points, found from the absolute difference of coordinates on a horizontal or vertical line.</w:t>
+      </w:r>
+    </w:p>
+    <w:p>
+      <w:pPr>
+        <w:keepNext/>
+        <w:spacing w:after="20" w:before="80"/>
+        <w:jc w:val="center"/>
+      </w:pPr>
+      <w:r>
+        <w:drawing>
+          <wp:inline distT="0" distB="0" distL="0" distR="0">
+            <wp:extent cx="1047750" cy="790575"/>
+            <wp:effectExtent t="0" r="0" b="0" l="0"/>
+            <wp:docPr id="1" name="" descr="" title=""/>
+            <wp:cNvGraphicFramePr>
+              <a:graphicFrameLocks xmlns:a="http://schemas.openxmlformats.org/drawingml/2006/main" noChangeAspect="1"/>
+            </wp:cNvGraphicFramePr>
+            <a:graphic xmlns:a="http://schemas.openxmlformats.org/drawingml/2006/main">
+              <a:graphicData uri="http://schemas.openxmlformats.org/drawingml/2006/picture">
+                <pic:pic xmlns:pic="http://schemas.openxmlformats.org/drawingml/2006/picture">
+                  <pic:nvPicPr>
+                    <pic:cNvPr id="0" name="" descr=""/>
+                    <pic:cNvPicPr>
+                      <a:picLocks noChangeAspect="1" noChangeArrowheads="1"/>
+                    </pic:cNvPicPr>
+                  </pic:nvPicPr>
+                  <pic:blipFill>
+                    <a:blip r:embed="rId16" cstate="none"/>
+                    <a:srcRect/>
+                    <a:stretch>
+                      <a:fillRect/>
+                    </a:stretch>
+                  </pic:blipFill>
+                  <pic:spPr bwMode="auto">
+                    <a:xfrm>
+                      <a:off x="0" y="0"/>
+                      <a:ext cx="1047750" cy="790575"/>
+                    </a:xfrm>
+                    <a:prstGeom prst="rect">
+                      <a:avLst/>
+                    </a:prstGeom>
+                  </pic:spPr>
+                </pic:pic>
+              </a:graphicData>
+            </a:graphic>
+          </wp:inline>
+        </w:drawing>
+      </w:r>
+    </w:p>
+    <w:p>
+      <w:pPr>
+        <w:keepNext/>
+        <w:spacing w:after="120"/>
+      </w:pPr>
+      <w:r>
+        <w:rPr>
+          <w:b/>
+          <w:bCs/>
+        </w:rPr>
+        <w:t xml:space="preserve">vertex (vértice)</w:t>
+      </w:r>
+      <w:r>
+        <w:t xml:space="preserve"> — A corner point of a polygon, named by an ordered pair on the coordinate plane.</w:t>
       </w:r>
     </w:p>
     <w:p>
@@ -696,7 +885,7 @@
                     </pic:cNvPicPr>
                   </pic:nvPicPr>
                   <pic:blipFill>
-                    <a:blip r:embed="rId15" cstate="none"/>
+                    <a:blip r:embed="rId7" cstate="none"/>
                     <a:srcRect/>
                     <a:stretch>
                       <a:fillRect/>
@@ -728,10 +917,325 @@
           <w:b/>
           <w:bCs/>
         </w:rPr>
+        <w:t xml:space="preserve">Reflect Points Across Axes (Reflejar puntos sobre los ejes)</w:t>
+      </w:r>
+      <w:r>
+        <w:t xml:space="preserve"> — Flip a point across an axis so it stays the same perpendicular distance from that axis.</w:t>
+      </w:r>
+    </w:p>
+    <w:p>
+      <w:pPr>
+        <w:keepNext/>
+        <w:spacing w:after="20" w:before="80"/>
+        <w:jc w:val="center"/>
+      </w:pPr>
+      <w:r>
+        <w:drawing>
+          <wp:inline distT="0" distB="0" distL="0" distR="0">
+            <wp:extent cx="1047750" cy="790575"/>
+            <wp:effectExtent t="0" r="0" b="0" l="0"/>
+            <wp:docPr id="1" name="" descr="" title=""/>
+            <wp:cNvGraphicFramePr>
+              <a:graphicFrameLocks xmlns:a="http://schemas.openxmlformats.org/drawingml/2006/main" noChangeAspect="1"/>
+            </wp:cNvGraphicFramePr>
+            <a:graphic xmlns:a="http://schemas.openxmlformats.org/drawingml/2006/main">
+              <a:graphicData uri="http://schemas.openxmlformats.org/drawingml/2006/picture">
+                <pic:pic xmlns:pic="http://schemas.openxmlformats.org/drawingml/2006/picture">
+                  <pic:nvPicPr>
+                    <pic:cNvPr id="0" name="" descr=""/>
+                    <pic:cNvPicPr>
+                      <a:picLocks noChangeAspect="1" noChangeArrowheads="1"/>
+                    </pic:cNvPicPr>
+                  </pic:nvPicPr>
+                  <pic:blipFill>
+                    <a:blip r:embed="rId17" cstate="none"/>
+                    <a:srcRect/>
+                    <a:stretch>
+                      <a:fillRect/>
+                    </a:stretch>
+                  </pic:blipFill>
+                  <pic:spPr bwMode="auto">
+                    <a:xfrm>
+                      <a:off x="0" y="0"/>
+                      <a:ext cx="1047750" cy="790575"/>
+                    </a:xfrm>
+                    <a:prstGeom prst="rect">
+                      <a:avLst/>
+                    </a:prstGeom>
+                  </pic:spPr>
+                </pic:pic>
+              </a:graphicData>
+            </a:graphic>
+          </wp:inline>
+        </w:drawing>
+      </w:r>
+    </w:p>
+    <w:p>
+      <w:pPr>
+        <w:keepNext/>
+        <w:spacing w:after="120"/>
+      </w:pPr>
+      <w:r>
+        <w:rPr>
+          <w:b/>
+          <w:bCs/>
+        </w:rPr>
+        <w:t xml:space="preserve">Coordinate plane (Plano cartesiano)</w:t>
+      </w:r>
+      <w:r>
+        <w:t xml:space="preserve"> — A grid with a line going across and a line going up to plot points.</w:t>
+      </w:r>
+    </w:p>
+    <w:p>
+      <w:pPr>
+        <w:keepNext/>
+        <w:spacing w:after="20" w:before="80"/>
+        <w:jc w:val="center"/>
+      </w:pPr>
+      <w:r>
+        <w:drawing>
+          <wp:inline distT="0" distB="0" distL="0" distR="0">
+            <wp:extent cx="1047750" cy="790575"/>
+            <wp:effectExtent t="0" r="0" b="0" l="0"/>
+            <wp:docPr id="1" name="" descr="" title=""/>
+            <wp:cNvGraphicFramePr>
+              <a:graphicFrameLocks xmlns:a="http://schemas.openxmlformats.org/drawingml/2006/main" noChangeAspect="1"/>
+            </wp:cNvGraphicFramePr>
+            <a:graphic xmlns:a="http://schemas.openxmlformats.org/drawingml/2006/main">
+              <a:graphicData uri="http://schemas.openxmlformats.org/drawingml/2006/picture">
+                <pic:pic xmlns:pic="http://schemas.openxmlformats.org/drawingml/2006/picture">
+                  <pic:nvPicPr>
+                    <pic:cNvPr id="0" name="" descr=""/>
+                    <pic:cNvPicPr>
+                      <a:picLocks noChangeAspect="1" noChangeArrowheads="1"/>
+                    </pic:cNvPicPr>
+                  </pic:nvPicPr>
+                  <pic:blipFill>
+                    <a:blip r:embed="rId18" cstate="none"/>
+                    <a:srcRect/>
+                    <a:stretch>
+                      <a:fillRect/>
+                    </a:stretch>
+                  </pic:blipFill>
+                  <pic:spPr bwMode="auto">
+                    <a:xfrm>
+                      <a:off x="0" y="0"/>
+                      <a:ext cx="1047750" cy="790575"/>
+                    </a:xfrm>
+                    <a:prstGeom prst="rect">
+                      <a:avLst/>
+                    </a:prstGeom>
+                  </pic:spPr>
+                </pic:pic>
+              </a:graphicData>
+            </a:graphic>
+          </wp:inline>
+        </w:drawing>
+      </w:r>
+    </w:p>
+    <w:p>
+      <w:pPr>
+        <w:keepNext/>
+        <w:spacing w:after="120"/>
+      </w:pPr>
+      <w:r>
+        <w:rPr>
+          <w:b/>
+          <w:bCs/>
+        </w:rPr>
+        <w:t xml:space="preserve">Distance (Distancia)</w:t>
+      </w:r>
+      <w:r>
+        <w:t xml:space="preserve"> — How far apart two points are. It is never negative.</w:t>
+      </w:r>
+    </w:p>
+    <w:p>
+      <w:pPr>
+        <w:keepNext/>
+        <w:spacing w:after="20" w:before="80"/>
+        <w:jc w:val="center"/>
+      </w:pPr>
+      <w:r>
+        <w:drawing>
+          <wp:inline distT="0" distB="0" distL="0" distR="0">
+            <wp:extent cx="1047750" cy="790575"/>
+            <wp:effectExtent t="0" r="0" b="0" l="0"/>
+            <wp:docPr id="1" name="" descr="" title=""/>
+            <wp:cNvGraphicFramePr>
+              <a:graphicFrameLocks xmlns:a="http://schemas.openxmlformats.org/drawingml/2006/main" noChangeAspect="1"/>
+            </wp:cNvGraphicFramePr>
+            <a:graphic xmlns:a="http://schemas.openxmlformats.org/drawingml/2006/main">
+              <a:graphicData uri="http://schemas.openxmlformats.org/drawingml/2006/picture">
+                <pic:pic xmlns:pic="http://schemas.openxmlformats.org/drawingml/2006/picture">
+                  <pic:nvPicPr>
+                    <pic:cNvPr id="0" name="" descr=""/>
+                    <pic:cNvPicPr>
+                      <a:picLocks noChangeAspect="1" noChangeArrowheads="1"/>
+                    </pic:cNvPicPr>
+                  </pic:nvPicPr>
+                  <pic:blipFill>
+                    <a:blip r:embed="rId19" cstate="none"/>
+                    <a:srcRect/>
+                    <a:stretch>
+                      <a:fillRect/>
+                    </a:stretch>
+                  </pic:blipFill>
+                  <pic:spPr bwMode="auto">
+                    <a:xfrm>
+                      <a:off x="0" y="0"/>
+                      <a:ext cx="1047750" cy="790575"/>
+                    </a:xfrm>
+                    <a:prstGeom prst="rect">
+                      <a:avLst/>
+                    </a:prstGeom>
+                  </pic:spPr>
+                </pic:pic>
+              </a:graphicData>
+            </a:graphic>
+          </wp:inline>
+        </w:drawing>
+      </w:r>
+    </w:p>
+    <w:p>
+      <w:pPr>
+        <w:keepNext/>
+        <w:spacing w:after="120"/>
+      </w:pPr>
+      <w:r>
+        <w:rPr>
+          <w:b/>
+          <w:bCs/>
+        </w:rPr>
+        <w:t xml:space="preserve">polygon (polígono)</w:t>
+      </w:r>
+      <w:r>
+        <w:t xml:space="preserve"> — A closed figure made of line segments; on the plane you draw it by plotting the vertices and connecting them in order.</w:t>
+      </w:r>
+    </w:p>
+    <w:p>
+      <w:pPr>
+        <w:keepNext/>
+        <w:spacing w:after="20" w:before="80"/>
+        <w:jc w:val="center"/>
+      </w:pPr>
+      <w:r>
+        <w:drawing>
+          <wp:inline distT="0" distB="0" distL="0" distR="0">
+            <wp:extent cx="1047750" cy="790575"/>
+            <wp:effectExtent t="0" r="0" b="0" l="0"/>
+            <wp:docPr id="1" name="" descr="" title=""/>
+            <wp:cNvGraphicFramePr>
+              <a:graphicFrameLocks xmlns:a="http://schemas.openxmlformats.org/drawingml/2006/main" noChangeAspect="1"/>
+            </wp:cNvGraphicFramePr>
+            <a:graphic xmlns:a="http://schemas.openxmlformats.org/drawingml/2006/main">
+              <a:graphicData uri="http://schemas.openxmlformats.org/drawingml/2006/picture">
+                <pic:pic xmlns:pic="http://schemas.openxmlformats.org/drawingml/2006/picture">
+                  <pic:nvPicPr>
+                    <pic:cNvPr id="0" name="" descr=""/>
+                    <pic:cNvPicPr>
+                      <a:picLocks noChangeAspect="1" noChangeArrowheads="1"/>
+                    </pic:cNvPicPr>
+                  </pic:nvPicPr>
+                  <pic:blipFill>
+                    <a:blip r:embed="rId20" cstate="none"/>
+                    <a:srcRect/>
+                    <a:stretch>
+                      <a:fillRect/>
+                    </a:stretch>
+                  </pic:blipFill>
+                  <pic:spPr bwMode="auto">
+                    <a:xfrm>
+                      <a:off x="0" y="0"/>
+                      <a:ext cx="1047750" cy="790575"/>
+                    </a:xfrm>
+                    <a:prstGeom prst="rect">
+                      <a:avLst/>
+                    </a:prstGeom>
+                  </pic:spPr>
+                </pic:pic>
+              </a:graphicData>
+            </a:graphic>
+          </wp:inline>
+        </w:drawing>
+      </w:r>
+    </w:p>
+    <w:p>
+      <w:pPr>
+        <w:keepNext/>
+        <w:spacing w:after="120"/>
+      </w:pPr>
+      <w:r>
+        <w:rPr>
+          <w:b/>
+          <w:bCs/>
+        </w:rPr>
         <w:t xml:space="preserve">Quadrant (Cuadrante)</w:t>
       </w:r>
       <w:r>
         <w:t xml:space="preserve"> — One of the four parts of a coordinate grid, numbered I to IV.</w:t>
+      </w:r>
+    </w:p>
+    <w:p>
+      <w:pPr>
+        <w:keepNext/>
+        <w:spacing w:after="20" w:before="80"/>
+        <w:jc w:val="center"/>
+      </w:pPr>
+      <w:r>
+        <w:drawing>
+          <wp:inline distT="0" distB="0" distL="0" distR="0">
+            <wp:extent cx="1047750" cy="790575"/>
+            <wp:effectExtent t="0" r="0" b="0" l="0"/>
+            <wp:docPr id="1" name="" descr="" title=""/>
+            <wp:cNvGraphicFramePr>
+              <a:graphicFrameLocks xmlns:a="http://schemas.openxmlformats.org/drawingml/2006/main" noChangeAspect="1"/>
+            </wp:cNvGraphicFramePr>
+            <a:graphic xmlns:a="http://schemas.openxmlformats.org/drawingml/2006/main">
+              <a:graphicData uri="http://schemas.openxmlformats.org/drawingml/2006/picture">
+                <pic:pic xmlns:pic="http://schemas.openxmlformats.org/drawingml/2006/picture">
+                  <pic:nvPicPr>
+                    <pic:cNvPr id="0" name="" descr=""/>
+                    <pic:cNvPicPr>
+                      <a:picLocks noChangeAspect="1" noChangeArrowheads="1"/>
+                    </pic:cNvPicPr>
+                  </pic:nvPicPr>
+                  <pic:blipFill>
+                    <a:blip r:embed="rId21" cstate="none"/>
+                    <a:srcRect/>
+                    <a:stretch>
+                      <a:fillRect/>
+                    </a:stretch>
+                  </pic:blipFill>
+                  <pic:spPr bwMode="auto">
+                    <a:xfrm>
+                      <a:off x="0" y="0"/>
+                      <a:ext cx="1047750" cy="790575"/>
+                    </a:xfrm>
+                    <a:prstGeom prst="rect">
+                      <a:avLst/>
+                    </a:prstGeom>
+                  </pic:spPr>
+                </pic:pic>
+              </a:graphicData>
+            </a:graphic>
+          </wp:inline>
+        </w:drawing>
+      </w:r>
+    </w:p>
+    <w:p>
+      <w:pPr>
+        <w:keepNext/>
+        <w:spacing w:after="120"/>
+      </w:pPr>
+      <w:r>
+        <w:rPr>
+          <w:b/>
+          <w:bCs/>
+        </w:rPr>
+        <w:t xml:space="preserve">Reflection (Reflexión)</w:t>
+      </w:r>
+      <w:r>
+        <w:t xml:space="preserve"> — A flipped, mirror image across a line.</w:t>
       </w:r>
     </w:p>
     <w:p>
@@ -791,136 +1295,10 @@
           <w:b/>
           <w:bCs/>
         </w:rPr>
-        <w:t xml:space="preserve">Reflect Points Across Axes (Reflejar puntos sobre los ejes)</w:t>
-      </w:r>
-      <w:r>
-        <w:t xml:space="preserve"> — Flip a point across an axis so it stays the same perpendicular distance from that axis.</w:t>
-      </w:r>
-    </w:p>
-    <w:p>
-      <w:pPr>
-        <w:keepNext/>
-        <w:spacing w:after="20" w:before="80"/>
-        <w:jc w:val="center"/>
-      </w:pPr>
-      <w:r>
-        <w:drawing>
-          <wp:inline distT="0" distB="0" distL="0" distR="0">
-            <wp:extent cx="1047750" cy="790575"/>
-            <wp:effectExtent t="0" r="0" b="0" l="0"/>
-            <wp:docPr id="1" name="" descr="" title=""/>
-            <wp:cNvGraphicFramePr>
-              <a:graphicFrameLocks xmlns:a="http://schemas.openxmlformats.org/drawingml/2006/main" noChangeAspect="1"/>
-            </wp:cNvGraphicFramePr>
-            <a:graphic xmlns:a="http://schemas.openxmlformats.org/drawingml/2006/main">
-              <a:graphicData uri="http://schemas.openxmlformats.org/drawingml/2006/picture">
-                <pic:pic xmlns:pic="http://schemas.openxmlformats.org/drawingml/2006/picture">
-                  <pic:nvPicPr>
-                    <pic:cNvPr id="0" name="" descr=""/>
-                    <pic:cNvPicPr>
-                      <a:picLocks noChangeAspect="1" noChangeArrowheads="1"/>
-                    </pic:cNvPicPr>
-                  </pic:nvPicPr>
-                  <pic:blipFill>
-                    <a:blip r:embed="rId16" cstate="none"/>
-                    <a:srcRect/>
-                    <a:stretch>
-                      <a:fillRect/>
-                    </a:stretch>
-                  </pic:blipFill>
-                  <pic:spPr bwMode="auto">
-                    <a:xfrm>
-                      <a:off x="0" y="0"/>
-                      <a:ext cx="1047750" cy="790575"/>
-                    </a:xfrm>
-                    <a:prstGeom prst="rect">
-                      <a:avLst/>
-                    </a:prstGeom>
-                  </pic:spPr>
-                </pic:pic>
-              </a:graphicData>
-            </a:graphic>
-          </wp:inline>
-        </w:drawing>
-      </w:r>
-    </w:p>
-    <w:p>
-      <w:pPr>
-        <w:keepNext/>
-        <w:spacing w:after="120"/>
-      </w:pPr>
-      <w:r>
-        <w:rPr>
-          <w:b/>
-          <w:bCs/>
-        </w:rPr>
-        <w:t xml:space="preserve">Reflection (Reflexión)</w:t>
-      </w:r>
-      <w:r>
-        <w:t xml:space="preserve"> — A flipped, mirror image across a line.</w:t>
-      </w:r>
-    </w:p>
-    <w:p>
-      <w:pPr>
-        <w:keepNext/>
-        <w:spacing w:after="20" w:before="80"/>
-        <w:jc w:val="center"/>
-      </w:pPr>
-      <w:r>
-        <w:drawing>
-          <wp:inline distT="0" distB="0" distL="0" distR="0">
-            <wp:extent cx="1047750" cy="790575"/>
-            <wp:effectExtent t="0" r="0" b="0" l="0"/>
-            <wp:docPr id="1" name="" descr="" title=""/>
-            <wp:cNvGraphicFramePr>
-              <a:graphicFrameLocks xmlns:a="http://schemas.openxmlformats.org/drawingml/2006/main" noChangeAspect="1"/>
-            </wp:cNvGraphicFramePr>
-            <a:graphic xmlns:a="http://schemas.openxmlformats.org/drawingml/2006/main">
-              <a:graphicData uri="http://schemas.openxmlformats.org/drawingml/2006/picture">
-                <pic:pic xmlns:pic="http://schemas.openxmlformats.org/drawingml/2006/picture">
-                  <pic:nvPicPr>
-                    <pic:cNvPr id="0" name="" descr=""/>
-                    <pic:cNvPicPr>
-                      <a:picLocks noChangeAspect="1" noChangeArrowheads="1"/>
-                    </pic:cNvPicPr>
-                  </pic:nvPicPr>
-                  <pic:blipFill>
-                    <a:blip r:embed="rId7" cstate="none"/>
-                    <a:srcRect/>
-                    <a:stretch>
-                      <a:fillRect/>
-                    </a:stretch>
-                  </pic:blipFill>
-                  <pic:spPr bwMode="auto">
-                    <a:xfrm>
-                      <a:off x="0" y="0"/>
-                      <a:ext cx="1047750" cy="790575"/>
-                    </a:xfrm>
-                    <a:prstGeom prst="rect">
-                      <a:avLst/>
-                    </a:prstGeom>
-                  </pic:spPr>
-                </pic:pic>
-              </a:graphicData>
-            </a:graphic>
-          </wp:inline>
-        </w:drawing>
-      </w:r>
-    </w:p>
-    <w:p>
-      <w:pPr>
-        <w:keepNext/>
-        <w:spacing w:after="120"/>
-      </w:pPr>
-      <w:r>
-        <w:rPr>
-          <w:b/>
-          <w:bCs/>
-        </w:rPr>
         <w:t xml:space="preserve">Rational Numbers on the Number Line (Números racionales en la recta numérica)</w:t>
       </w:r>
       <w:r>
-        <w:t xml:space="preserve"> — Fractions, decimals, and integers placed by value on a number line.</w:t>
+        <w:t xml:space="preserve"> — Every rational number has one exact spot on the number line. Writing it as a fraction, a decimal, or an integer does not change where it sits.</w:t>
       </w:r>
     </w:p>
     <w:p>
@@ -983,7 +1361,7 @@
         <w:t xml:space="preserve">Rational number (Número racional)</w:t>
       </w:r>
       <w:r>
-        <w:t xml:space="preserve"> — Any number you can write as a fraction. This includes fractions, decimals, and integers.</w:t>
+        <w:t xml:space="preserve"> — A number that can be written as a fraction of two integers, with a bottom number that is not zero.</w:t>
       </w:r>
     </w:p>
     <w:p>
@@ -1011,7 +1389,7 @@
                     </pic:cNvPicPr>
                   </pic:nvPicPr>
                   <pic:blipFill>
-                    <a:blip r:embed="rId17" cstate="none"/>
+                    <a:blip r:embed="rId22" cstate="none"/>
                     <a:srcRect/>
                     <a:stretch>
                       <a:fillRect/>
@@ -1074,7 +1452,7 @@
                     </pic:cNvPicPr>
                   </pic:nvPicPr>
                   <pic:blipFill>
-                    <a:blip r:embed="rId18" cstate="none"/>
+                    <a:blip r:embed="rId12" cstate="none"/>
                     <a:srcRect/>
                     <a:stretch>
                       <a:fillRect/>
@@ -1137,7 +1515,7 @@
                     </pic:cNvPicPr>
                   </pic:nvPicPr>
                   <pic:blipFill>
-                    <a:blip r:embed="rId19" cstate="none"/>
+                    <a:blip r:embed="rId23" cstate="none"/>
                     <a:srcRect/>
                     <a:stretch>
                       <a:fillRect/>
@@ -1200,7 +1578,7 @@
                     </pic:cNvPicPr>
                   </pic:nvPicPr>
                   <pic:blipFill>
-                    <a:blip r:embed="rId20" cstate="none"/>
+                    <a:blip r:embed="rId24" cstate="none"/>
                     <a:srcRect/>
                     <a:stretch>
                       <a:fillRect/>
@@ -1263,7 +1641,7 @@
                     </pic:cNvPicPr>
                   </pic:nvPicPr>
                   <pic:blipFill>
-                    <a:blip r:embed="rId21" cstate="none"/>
+                    <a:blip r:embed="rId25" cstate="none"/>
                     <a:srcRect/>
                     <a:stretch>
                       <a:fillRect/>
